--- a/模板/追踪-回归模板.docx
+++ b/模板/追踪-回归模板.docx
@@ -83,6 +83,7 @@
               <w:bottom w:val="single" w:sz="12" w:space="0" w:color="auto"/>
               <w:right w:val="single" w:sz="4" w:space="0" w:color="auto"/>
             </w:tcBorders>
+            <w:vAlign w:val="center"/>
           </w:tcPr>
           <w:p>
             <w:pPr>
@@ -113,6 +114,7 @@
               <w:bottom w:val="single" w:sz="4" w:space="0" w:color="auto"/>
               <w:right w:val="single" w:sz="4" w:space="0" w:color="auto"/>
             </w:tcBorders>
+            <w:vAlign w:val="center"/>
           </w:tcPr>
           <w:p>
             <w:pPr>
@@ -143,6 +145,7 @@
               <w:bottom w:val="single" w:sz="4" w:space="0" w:color="auto"/>
               <w:right w:val="single" w:sz="4" w:space="0" w:color="auto"/>
             </w:tcBorders>
+            <w:vAlign w:val="center"/>
           </w:tcPr>
           <w:p>
             <w:pPr>
@@ -173,6 +176,7 @@
               <w:bottom w:val="single" w:sz="4" w:space="0" w:color="auto"/>
               <w:right w:val="single" w:sz="12" w:space="0" w:color="auto"/>
             </w:tcBorders>
+            <w:vAlign w:val="center"/>
           </w:tcPr>
           <w:p>
             <w:pPr>
@@ -205,6 +209,7 @@
               <w:bottom w:val="single" w:sz="12" w:space="0" w:color="auto"/>
               <w:right w:val="single" w:sz="4" w:space="0" w:color="auto"/>
             </w:tcBorders>
+            <w:vAlign w:val="center"/>
           </w:tcPr>
           <w:p>
             <w:pPr>
@@ -234,6 +239,7 @@
               <w:bottom w:val="single" w:sz="12" w:space="0" w:color="auto"/>
               <w:right w:val="single" w:sz="4" w:space="0" w:color="auto"/>
             </w:tcBorders>
+            <w:vAlign w:val="center"/>
           </w:tcPr>
           <w:p>
             <w:pPr>
@@ -263,6 +269,7 @@
               <w:bottom w:val="single" w:sz="12" w:space="0" w:color="auto"/>
               <w:right w:val="single" w:sz="4" w:space="0" w:color="auto"/>
             </w:tcBorders>
+            <w:vAlign w:val="center"/>
           </w:tcPr>
           <w:p>
             <w:pPr>
@@ -292,6 +299,7 @@
               <w:bottom w:val="single" w:sz="12" w:space="0" w:color="auto"/>
               <w:right w:val="single" w:sz="4" w:space="0" w:color="auto"/>
             </w:tcBorders>
+            <w:vAlign w:val="center"/>
           </w:tcPr>
           <w:p>
             <w:pPr>
@@ -321,6 +329,7 @@
               <w:bottom w:val="single" w:sz="12" w:space="0" w:color="auto"/>
               <w:right w:val="single" w:sz="4" w:space="0" w:color="auto"/>
             </w:tcBorders>
+            <w:vAlign w:val="center"/>
           </w:tcPr>
           <w:p>
             <w:pPr>
@@ -350,6 +359,7 @@
               <w:bottom w:val="single" w:sz="12" w:space="0" w:color="auto"/>
               <w:right w:val="single" w:sz="4" w:space="0" w:color="auto"/>
             </w:tcBorders>
+            <w:vAlign w:val="center"/>
           </w:tcPr>
           <w:p>
             <w:pPr>
@@ -379,6 +389,7 @@
               <w:bottom w:val="single" w:sz="12" w:space="0" w:color="auto"/>
               <w:right w:val="single" w:sz="4" w:space="0" w:color="auto"/>
             </w:tcBorders>
+            <w:vAlign w:val="center"/>
           </w:tcPr>
           <w:p>
             <w:pPr>
@@ -408,6 +419,7 @@
               <w:bottom w:val="single" w:sz="12" w:space="0" w:color="auto"/>
               <w:right w:val="single" w:sz="4" w:space="0" w:color="auto"/>
             </w:tcBorders>
+            <w:vAlign w:val="center"/>
           </w:tcPr>
           <w:p>
             <w:pPr>
@@ -437,6 +449,7 @@
               <w:bottom w:val="single" w:sz="12" w:space="0" w:color="auto"/>
               <w:right w:val="single" w:sz="12" w:space="0" w:color="auto"/>
             </w:tcBorders>
+            <w:vAlign w:val="center"/>
           </w:tcPr>
           <w:p>
             <w:pPr>
@@ -462,6 +475,7 @@
         <w:tc>
           <w:tcPr>
             <w:tcW w:w="0" w:type="auto"/>
+            <w:vAlign w:val="center"/>
           </w:tcPr>
           <w:p>
             <w:r>
@@ -474,6 +488,7 @@
         <w:tc>
           <w:tcPr>
             <w:tcW w:w="462" w:type="dxa"/>
+            <w:vAlign w:val="center"/>
           </w:tcPr>
           <w:p>
             <w:r>
@@ -488,6 +503,7 @@
         <w:tc>
           <w:tcPr>
             <w:tcW w:w="862" w:type="dxa"/>
+            <w:vAlign w:val="center"/>
           </w:tcPr>
           <w:p>
             <w:r>
@@ -502,6 +518,7 @@
         <w:tc>
           <w:tcPr>
             <w:tcW w:w="968" w:type="dxa"/>
+            <w:vAlign w:val="center"/>
           </w:tcPr>
           <w:p>
             <w:r>
@@ -516,6 +533,7 @@
         <w:tc>
           <w:tcPr>
             <w:tcW w:w="947" w:type="dxa"/>
+            <w:vAlign w:val="center"/>
           </w:tcPr>
           <w:p>
             <w:r>
@@ -530,6 +548,7 @@
         <w:tc>
           <w:tcPr>
             <w:tcW w:w="1205" w:type="dxa"/>
+            <w:vAlign w:val="center"/>
           </w:tcPr>
           <w:p>
             <w:r>
@@ -544,6 +563,7 @@
         <w:tc>
           <w:tcPr>
             <w:tcW w:w="1240" w:type="dxa"/>
+            <w:vAlign w:val="center"/>
           </w:tcPr>
           <w:p>
             <w:r>
@@ -558,6 +578,7 @@
         <w:tc>
           <w:tcPr>
             <w:tcW w:w="691" w:type="dxa"/>
+            <w:vAlign w:val="center"/>
           </w:tcPr>
           <w:p>
             <w:r>
@@ -572,6 +593,7 @@
         <w:tc>
           <w:tcPr>
             <w:tcW w:w="1107" w:type="dxa"/>
+            <w:vAlign w:val="center"/>
           </w:tcPr>
           <w:p>
             <w:r>
@@ -586,6 +608,7 @@
         <w:tc>
           <w:tcPr>
             <w:tcW w:w="2142" w:type="dxa"/>
+            <w:vAlign w:val="center"/>
           </w:tcPr>
           <w:p>
             <w:r>
@@ -602,6 +625,7 @@
         <w:tc>
           <w:tcPr>
             <w:tcW w:w="0" w:type="auto"/>
+            <w:vAlign w:val="center"/>
           </w:tcPr>
           <w:p>
             <w:r>

--- a/模板/追踪-回归模板.docx
+++ b/模板/追踪-回归模板.docx
@@ -475,7 +475,6 @@
         <w:tc>
           <w:tcPr>
             <w:tcW w:w="0" w:type="auto"/>
-            <w:vAlign w:val="center"/>
           </w:tcPr>
           <w:p>
             <w:r>
@@ -625,7 +624,6 @@
         <w:tc>
           <w:tcPr>
             <w:tcW w:w="0" w:type="auto"/>
-            <w:vAlign w:val="center"/>
           </w:tcPr>
           <w:p>
             <w:r>
